--- a/Documentation/Week 8/Minutes_Group21_Wk8_Client_Meeting.docx
+++ b/Documentation/Week 8/Minutes_Group21_Wk8_Client_Meeting.docx
@@ -158,7 +158,35 @@
         <w:rPr>
           <w:lang w:val="en-US"/>
         </w:rPr>
-        <w:t>, Dylan, Lithasa, Dhava, Murphy</w:t>
+        <w:t xml:space="preserve">, Dylan, </w:t>
+      </w:r>
+      <w:proofErr w:type="spellStart"/>
+      <w:r>
+        <w:rPr>
+          <w:lang w:val="en-US"/>
+        </w:rPr>
+        <w:t>Lithasa</w:t>
+      </w:r>
+      <w:proofErr w:type="spellEnd"/>
+      <w:r>
+        <w:rPr>
+          <w:lang w:val="en-US"/>
+        </w:rPr>
+        <w:t xml:space="preserve">, </w:t>
+      </w:r>
+      <w:proofErr w:type="spellStart"/>
+      <w:r>
+        <w:rPr>
+          <w:lang w:val="en-US"/>
+        </w:rPr>
+        <w:t>Dhava</w:t>
+      </w:r>
+      <w:proofErr w:type="spellEnd"/>
+      <w:r>
+        <w:rPr>
+          <w:lang w:val="en-US"/>
+        </w:rPr>
+        <w:t>, Murphy</w:t>
       </w:r>
       <w:r>
         <w:rPr>
@@ -233,7 +261,7 @@
         <w:rPr>
           <w:lang w:val="en-US"/>
         </w:rPr>
-        <w:t>12</w:t>
+        <w:t>1</w:t>
       </w:r>
       <w:r>
         <w:rPr>
@@ -245,13 +273,7 @@
         <w:rPr>
           <w:lang w:val="en-US"/>
         </w:rPr>
-        <w:t>5</w:t>
-      </w:r>
-      <w:r>
-        <w:rPr>
-          <w:lang w:val="en-US"/>
-        </w:rPr>
-        <w:t>5</w:t>
+        <w:t>00</w:t>
       </w:r>
       <w:r>
         <w:rPr>
@@ -470,7 +492,7 @@
                 <w:szCs w:val="20"/>
                 <w:lang w:val="en-US"/>
               </w:rPr>
-              <w:t>12:55</w:t>
+              <w:t>13:00</w:t>
             </w:r>
           </w:p>
         </w:tc>
@@ -571,19 +593,6 @@
               </w:rPr>
               <w:t>Demonstrated person identification</w:t>
             </w:r>
-          </w:p>
-          <w:p>
-            <w:pPr>
-              <w:tabs>
-                <w:tab w:val="center" w:pos="4513"/>
-                <w:tab w:val="left" w:pos="5844"/>
-              </w:tabs>
-              <w:rPr>
-                <w:sz w:val="20"/>
-                <w:szCs w:val="20"/>
-                <w:lang w:val="en-US"/>
-              </w:rPr>
-            </w:pPr>
           </w:p>
         </w:tc>
         <w:tc>
@@ -715,265 +724,7 @@
                 <w:szCs w:val="20"/>
                 <w:lang w:val="en-US"/>
               </w:rPr>
-              <w:t xml:space="preserve">Next step is to link </w:t>
-            </w:r>
-            <w:r>
-              <w:rPr>
-                <w:sz w:val="20"/>
-                <w:szCs w:val="20"/>
-                <w:lang w:val="en-US"/>
-              </w:rPr>
-              <w:t xml:space="preserve">velocity </w:t>
-            </w:r>
-            <w:r>
-              <w:rPr>
-                <w:sz w:val="20"/>
-                <w:szCs w:val="20"/>
-                <w:lang w:val="en-US"/>
-              </w:rPr>
-              <w:t>with</w:t>
-            </w:r>
-            <w:r>
-              <w:rPr>
-                <w:sz w:val="20"/>
-                <w:szCs w:val="20"/>
-                <w:lang w:val="en-US"/>
-              </w:rPr>
-              <w:t xml:space="preserve"> </w:t>
-            </w:r>
-            <w:r>
-              <w:rPr>
-                <w:sz w:val="20"/>
-                <w:szCs w:val="20"/>
-                <w:lang w:val="en-US"/>
-              </w:rPr>
-              <w:t>gesture</w:t>
-            </w:r>
-          </w:p>
-          <w:p>
-            <w:pPr>
-              <w:tabs>
-                <w:tab w:val="center" w:pos="4513"/>
-                <w:tab w:val="left" w:pos="5844"/>
-              </w:tabs>
-              <w:rPr>
-                <w:sz w:val="20"/>
-                <w:szCs w:val="20"/>
-                <w:lang w:val="en-US"/>
-              </w:rPr>
-            </w:pPr>
-            <w:r>
-              <w:rPr>
-                <w:sz w:val="20"/>
-                <w:szCs w:val="20"/>
-                <w:lang w:val="en-US"/>
-              </w:rPr>
-              <w:t>Move: maximum velocity is ~</w:t>
-            </w:r>
-            <w:r>
-              <w:rPr>
-                <w:sz w:val="20"/>
-                <w:szCs w:val="20"/>
-                <w:lang w:val="en-US"/>
-              </w:rPr>
-              <w:t xml:space="preserve">0.3 - </w:t>
-            </w:r>
-            <w:r>
-              <w:rPr>
-                <w:sz w:val="20"/>
-                <w:szCs w:val="20"/>
-                <w:lang w:val="en-US"/>
-              </w:rPr>
-              <w:t>0.5ms</w:t>
-            </w:r>
-          </w:p>
-          <w:p>
-            <w:pPr>
-              <w:tabs>
-                <w:tab w:val="center" w:pos="4513"/>
-                <w:tab w:val="left" w:pos="5844"/>
-              </w:tabs>
-              <w:rPr>
-                <w:sz w:val="20"/>
-                <w:szCs w:val="20"/>
-                <w:lang w:val="en-US"/>
-              </w:rPr>
-            </w:pPr>
-            <w:r>
-              <w:rPr>
-                <w:sz w:val="20"/>
-                <w:szCs w:val="20"/>
-                <w:lang w:val="en-US"/>
-              </w:rPr>
-              <w:t>Turn: max velocity is ~0.3-0.5ms</w:t>
-            </w:r>
-          </w:p>
-          <w:p>
-            <w:pPr>
-              <w:tabs>
-                <w:tab w:val="center" w:pos="4513"/>
-                <w:tab w:val="left" w:pos="5844"/>
-              </w:tabs>
-              <w:rPr>
-                <w:sz w:val="20"/>
-                <w:szCs w:val="20"/>
-                <w:lang w:val="en-US"/>
-              </w:rPr>
-            </w:pPr>
-            <w:r>
-              <w:rPr>
-                <w:sz w:val="20"/>
-                <w:szCs w:val="20"/>
-                <w:lang w:val="en-US"/>
-              </w:rPr>
-              <w:t>Have to limit</w:t>
-            </w:r>
-            <w:r>
-              <w:rPr>
-                <w:sz w:val="20"/>
-                <w:szCs w:val="20"/>
-                <w:lang w:val="en-US"/>
-              </w:rPr>
-              <w:t xml:space="preserve"> speed for safety</w:t>
-            </w:r>
-          </w:p>
-          <w:p>
-            <w:pPr>
-              <w:tabs>
-                <w:tab w:val="center" w:pos="4513"/>
-                <w:tab w:val="left" w:pos="5844"/>
-              </w:tabs>
-              <w:rPr>
-                <w:sz w:val="20"/>
-                <w:szCs w:val="20"/>
-                <w:lang w:val="en-US"/>
-              </w:rPr>
-            </w:pPr>
-            <w:r>
-              <w:rPr>
-                <w:sz w:val="20"/>
-                <w:szCs w:val="20"/>
-                <w:lang w:val="en-US"/>
-              </w:rPr>
-              <w:t>Lock velocity to one direction, one gesture locks any other movement (can’t execute two commands at the same time)</w:t>
-            </w:r>
-          </w:p>
-          <w:p>
-            <w:pPr>
-              <w:tabs>
-                <w:tab w:val="center" w:pos="4513"/>
-                <w:tab w:val="left" w:pos="5844"/>
-              </w:tabs>
-              <w:rPr>
-                <w:sz w:val="20"/>
-                <w:szCs w:val="20"/>
-                <w:lang w:val="en-US"/>
-              </w:rPr>
-            </w:pPr>
-            <w:r>
-              <w:rPr>
-                <w:sz w:val="20"/>
-                <w:szCs w:val="20"/>
-                <w:lang w:val="en-US"/>
-              </w:rPr>
-              <w:t>One gesture for one command</w:t>
-            </w:r>
-            <w:r>
-              <w:rPr>
-                <w:sz w:val="20"/>
-                <w:szCs w:val="20"/>
-                <w:lang w:val="en-US"/>
-              </w:rPr>
-              <w:t xml:space="preserve"> </w:t>
-            </w:r>
-          </w:p>
-          <w:p>
-            <w:pPr>
-              <w:tabs>
-                <w:tab w:val="center" w:pos="4513"/>
-                <w:tab w:val="left" w:pos="5844"/>
-              </w:tabs>
-              <w:rPr>
-                <w:sz w:val="20"/>
-                <w:szCs w:val="20"/>
-                <w:lang w:val="en-US"/>
-              </w:rPr>
-            </w:pPr>
-          </w:p>
-          <w:p>
-            <w:pPr>
-              <w:tabs>
-                <w:tab w:val="center" w:pos="4513"/>
-                <w:tab w:val="left" w:pos="5844"/>
-              </w:tabs>
-              <w:rPr>
-                <w:sz w:val="20"/>
-                <w:szCs w:val="20"/>
-                <w:lang w:val="en-US"/>
-              </w:rPr>
-            </w:pPr>
-            <w:r>
-              <w:rPr>
-                <w:sz w:val="20"/>
-                <w:szCs w:val="20"/>
-                <w:lang w:val="en-US"/>
-              </w:rPr>
-              <w:t>Get mujoco up and running</w:t>
-            </w:r>
-            <w:r>
-              <w:rPr>
-                <w:sz w:val="20"/>
-                <w:szCs w:val="20"/>
-                <w:lang w:val="en-US"/>
-              </w:rPr>
-              <w:t>. Search unitree on github.</w:t>
-            </w:r>
-          </w:p>
-          <w:p>
-            <w:pPr>
-              <w:tabs>
-                <w:tab w:val="center" w:pos="4513"/>
-                <w:tab w:val="left" w:pos="5844"/>
-              </w:tabs>
-              <w:rPr>
-                <w:sz w:val="20"/>
-                <w:szCs w:val="20"/>
-                <w:lang w:val="en-US"/>
-              </w:rPr>
-            </w:pPr>
-          </w:p>
-          <w:p>
-            <w:pPr>
-              <w:tabs>
-                <w:tab w:val="center" w:pos="4513"/>
-                <w:tab w:val="left" w:pos="5844"/>
-              </w:tabs>
-              <w:rPr>
-                <w:sz w:val="20"/>
-                <w:szCs w:val="20"/>
-                <w:lang w:val="en-US"/>
-              </w:rPr>
-            </w:pPr>
-          </w:p>
-          <w:p>
-            <w:pPr>
-              <w:tabs>
-                <w:tab w:val="center" w:pos="4513"/>
-                <w:tab w:val="left" w:pos="5844"/>
-              </w:tabs>
-              <w:rPr>
-                <w:sz w:val="20"/>
-                <w:szCs w:val="20"/>
-                <w:lang w:val="en-US"/>
-              </w:rPr>
-            </w:pPr>
-            <w:r>
-              <w:rPr>
-                <w:sz w:val="20"/>
-                <w:szCs w:val="20"/>
-                <w:lang w:val="en-US"/>
-              </w:rPr>
-              <w:t>Person identification:</w:t>
+              <w:t>Gesture recognition:</w:t>
             </w:r>
           </w:p>
           <w:p>
@@ -981,7 +732,7 @@
               <w:pStyle w:val="ListParagraph"/>
               <w:numPr>
                 <w:ilvl w:val="0"/>
-                <w:numId w:val="2"/>
+                <w:numId w:val="3"/>
               </w:numPr>
               <w:tabs>
                 <w:tab w:val="center" w:pos="4513"/>
@@ -999,7 +750,7 @@
                 <w:szCs w:val="20"/>
                 <w:lang w:val="en-US"/>
               </w:rPr>
-              <w:t>Measure dimension of the joint</w:t>
+              <w:t>Control each joint</w:t>
             </w:r>
           </w:p>
           <w:p>
@@ -1007,7 +758,7 @@
               <w:pStyle w:val="ListParagraph"/>
               <w:numPr>
                 <w:ilvl w:val="0"/>
-                <w:numId w:val="2"/>
+                <w:numId w:val="3"/>
               </w:numPr>
               <w:tabs>
                 <w:tab w:val="center" w:pos="4513"/>
@@ -1025,39 +776,61 @@
                 <w:szCs w:val="20"/>
                 <w:lang w:val="en-US"/>
               </w:rPr>
-              <w:t xml:space="preserve">Ensure </w:t>
-            </w:r>
-            <w:r>
-              <w:rPr>
-                <w:sz w:val="20"/>
-                <w:szCs w:val="20"/>
-                <w:lang w:val="en-US"/>
-              </w:rPr>
-              <w:t xml:space="preserve">degree of freedom matches the robot: </w:t>
-            </w:r>
-            <w:r>
-              <w:rPr>
-                <w:sz w:val="20"/>
-                <w:szCs w:val="20"/>
-                <w:lang w:val="en-US"/>
-              </w:rPr>
-              <w:t xml:space="preserve">3D </w:t>
-            </w:r>
-            <w:r>
-              <w:rPr>
-                <w:sz w:val="20"/>
-                <w:szCs w:val="20"/>
-                <w:lang w:val="en-US"/>
-              </w:rPr>
-              <w:t>for shoulder</w:t>
-            </w:r>
-            <w:r>
-              <w:rPr>
-                <w:sz w:val="20"/>
-                <w:szCs w:val="20"/>
-                <w:lang w:val="en-US"/>
-              </w:rPr>
-              <w:t>, 1D for elbow, 3D for wrist</w:t>
+              <w:t xml:space="preserve">Camera to recognize the gestures and translate into the three </w:t>
+            </w:r>
+            <w:proofErr w:type="spellStart"/>
+            <w:r>
+              <w:rPr>
+                <w:sz w:val="20"/>
+                <w:szCs w:val="20"/>
+                <w:lang w:val="en-US"/>
+              </w:rPr>
+              <w:t>vx</w:t>
+            </w:r>
+            <w:proofErr w:type="spellEnd"/>
+            <w:r>
+              <w:rPr>
+                <w:sz w:val="20"/>
+                <w:szCs w:val="20"/>
+                <w:lang w:val="en-US"/>
+              </w:rPr>
+              <w:t xml:space="preserve">, </w:t>
+            </w:r>
+            <w:proofErr w:type="spellStart"/>
+            <w:r>
+              <w:rPr>
+                <w:sz w:val="20"/>
+                <w:szCs w:val="20"/>
+                <w:lang w:val="en-US"/>
+              </w:rPr>
+              <w:t>vy</w:t>
+            </w:r>
+            <w:proofErr w:type="spellEnd"/>
+            <w:r>
+              <w:rPr>
+                <w:sz w:val="20"/>
+                <w:szCs w:val="20"/>
+                <w:lang w:val="en-US"/>
+              </w:rPr>
+              <w:t xml:space="preserve">, </w:t>
+            </w:r>
+            <w:proofErr w:type="spellStart"/>
+            <w:r>
+              <w:rPr>
+                <w:sz w:val="20"/>
+                <w:szCs w:val="20"/>
+                <w:lang w:val="en-US"/>
+              </w:rPr>
+              <w:t>vz</w:t>
+            </w:r>
+            <w:proofErr w:type="spellEnd"/>
+            <w:r>
+              <w:rPr>
+                <w:sz w:val="20"/>
+                <w:szCs w:val="20"/>
+                <w:lang w:val="en-US"/>
+              </w:rPr>
+              <w:t>.</w:t>
             </w:r>
           </w:p>
           <w:p>
@@ -1065,7 +838,7 @@
               <w:pStyle w:val="ListParagraph"/>
               <w:numPr>
                 <w:ilvl w:val="0"/>
-                <w:numId w:val="2"/>
+                <w:numId w:val="3"/>
               </w:numPr>
               <w:tabs>
                 <w:tab w:val="center" w:pos="4513"/>
@@ -1083,23 +856,7 @@
                 <w:szCs w:val="20"/>
                 <w:lang w:val="en-US"/>
               </w:rPr>
-              <w:t xml:space="preserve">Read all of the joints and </w:t>
-            </w:r>
-            <w:r>
-              <w:rPr>
-                <w:sz w:val="20"/>
-                <w:szCs w:val="20"/>
-                <w:lang w:val="en-US"/>
-              </w:rPr>
-              <w:t>map</w:t>
-            </w:r>
-            <w:r>
-              <w:rPr>
-                <w:sz w:val="20"/>
-                <w:szCs w:val="20"/>
-                <w:lang w:val="en-US"/>
-              </w:rPr>
-              <w:t xml:space="preserve"> it to the mujoco robot simulation </w:t>
+              <w:t>Replace joystick with hands to control robot</w:t>
             </w:r>
           </w:p>
           <w:p>
@@ -1107,7 +864,7 @@
               <w:pStyle w:val="ListParagraph"/>
               <w:numPr>
                 <w:ilvl w:val="0"/>
-                <w:numId w:val="2"/>
+                <w:numId w:val="3"/>
               </w:numPr>
               <w:tabs>
                 <w:tab w:val="center" w:pos="4513"/>
@@ -1125,7 +882,57 @@
                 <w:szCs w:val="20"/>
                 <w:lang w:val="en-US"/>
               </w:rPr>
-              <w:t>If done correctly, robot simulation should perfectly mimic your actions from the webcam.</w:t>
+              <w:t xml:space="preserve">Use ai to </w:t>
+            </w:r>
+            <w:r>
+              <w:rPr>
+                <w:sz w:val="20"/>
+                <w:szCs w:val="20"/>
+                <w:lang w:val="en-US"/>
+              </w:rPr>
+              <w:t xml:space="preserve">make button to switch between simulation mode and “real” mode, where the real mode is on the ground, </w:t>
+            </w:r>
+            <w:r>
+              <w:rPr>
+                <w:sz w:val="20"/>
+                <w:szCs w:val="20"/>
+                <w:lang w:val="en-US"/>
+              </w:rPr>
+              <w:t>and can only be controlled with the three planes.</w:t>
+            </w:r>
+          </w:p>
+          <w:p>
+            <w:pPr>
+              <w:tabs>
+                <w:tab w:val="center" w:pos="4513"/>
+                <w:tab w:val="left" w:pos="5844"/>
+              </w:tabs>
+              <w:rPr>
+                <w:sz w:val="20"/>
+                <w:szCs w:val="20"/>
+                <w:lang w:val="en-US"/>
+              </w:rPr>
+            </w:pPr>
+          </w:p>
+          <w:p>
+            <w:pPr>
+              <w:tabs>
+                <w:tab w:val="center" w:pos="4513"/>
+                <w:tab w:val="left" w:pos="5844"/>
+              </w:tabs>
+              <w:rPr>
+                <w:sz w:val="20"/>
+                <w:szCs w:val="20"/>
+                <w:lang w:val="en-US"/>
+              </w:rPr>
+            </w:pPr>
+            <w:r>
+              <w:rPr>
+                <w:sz w:val="20"/>
+                <w:szCs w:val="20"/>
+                <w:lang w:val="en-US"/>
+              </w:rPr>
+              <w:t>Person identification:</w:t>
             </w:r>
           </w:p>
           <w:p>
@@ -1133,7 +940,7 @@
               <w:pStyle w:val="ListParagraph"/>
               <w:numPr>
                 <w:ilvl w:val="0"/>
-                <w:numId w:val="2"/>
+                <w:numId w:val="3"/>
               </w:numPr>
               <w:tabs>
                 <w:tab w:val="center" w:pos="4513"/>
@@ -1151,38 +958,162 @@
                 <w:szCs w:val="20"/>
                 <w:lang w:val="en-US"/>
               </w:rPr>
-              <w:t>Limit joint velocity and joint angle of movement</w:t>
-            </w:r>
-            <w:r>
-              <w:rPr>
-                <w:sz w:val="20"/>
-                <w:szCs w:val="20"/>
-                <w:lang w:val="en-US"/>
-              </w:rPr>
-              <w:t xml:space="preserve"> (check limitations and other info online for model: </w:t>
-            </w:r>
-            <w:r>
-              <w:rPr>
-                <w:sz w:val="20"/>
-                <w:szCs w:val="20"/>
-                <w:lang w:val="en-US"/>
-              </w:rPr>
-              <w:t>URDF model)</w:t>
+              <w:t>Have to retarget to the real robot, and have the robot to mimic the movement</w:t>
             </w:r>
           </w:p>
           <w:p>
             <w:pPr>
               <w:pStyle w:val="ListParagraph"/>
-              <w:tabs>
-                <w:tab w:val="center" w:pos="4513"/>
-                <w:tab w:val="left" w:pos="5844"/>
-              </w:tabs>
-              <w:rPr>
-                <w:sz w:val="20"/>
-                <w:szCs w:val="20"/>
-                <w:lang w:val="en-US"/>
-              </w:rPr>
-            </w:pPr>
+              <w:numPr>
+                <w:ilvl w:val="0"/>
+                <w:numId w:val="3"/>
+              </w:numPr>
+              <w:tabs>
+                <w:tab w:val="center" w:pos="4513"/>
+                <w:tab w:val="left" w:pos="5844"/>
+              </w:tabs>
+              <w:rPr>
+                <w:sz w:val="20"/>
+                <w:szCs w:val="20"/>
+                <w:lang w:val="en-US"/>
+              </w:rPr>
+            </w:pPr>
+            <w:r>
+              <w:rPr>
+                <w:sz w:val="20"/>
+                <w:szCs w:val="20"/>
+                <w:lang w:val="en-US"/>
+              </w:rPr>
+              <w:t>Up to us how we want the robot to recognize the leader</w:t>
+            </w:r>
+          </w:p>
+          <w:p>
+            <w:pPr>
+              <w:tabs>
+                <w:tab w:val="center" w:pos="4513"/>
+                <w:tab w:val="left" w:pos="5844"/>
+              </w:tabs>
+              <w:rPr>
+                <w:sz w:val="20"/>
+                <w:szCs w:val="20"/>
+                <w:lang w:val="en-US"/>
+              </w:rPr>
+            </w:pPr>
+          </w:p>
+          <w:p>
+            <w:pPr>
+              <w:tabs>
+                <w:tab w:val="center" w:pos="4513"/>
+                <w:tab w:val="left" w:pos="5844"/>
+              </w:tabs>
+              <w:rPr>
+                <w:sz w:val="20"/>
+                <w:szCs w:val="20"/>
+                <w:lang w:val="en-US"/>
+              </w:rPr>
+            </w:pPr>
+            <w:r>
+              <w:rPr>
+                <w:sz w:val="20"/>
+                <w:szCs w:val="20"/>
+                <w:lang w:val="en-US"/>
+              </w:rPr>
+              <w:t>Need a switch to change between the two projects</w:t>
+            </w:r>
+          </w:p>
+          <w:p>
+            <w:pPr>
+              <w:pStyle w:val="ListParagraph"/>
+              <w:numPr>
+                <w:ilvl w:val="0"/>
+                <w:numId w:val="3"/>
+              </w:numPr>
+              <w:tabs>
+                <w:tab w:val="center" w:pos="4513"/>
+                <w:tab w:val="left" w:pos="5844"/>
+              </w:tabs>
+              <w:rPr>
+                <w:sz w:val="20"/>
+                <w:szCs w:val="20"/>
+                <w:lang w:val="en-US"/>
+              </w:rPr>
+            </w:pPr>
+            <w:r>
+              <w:rPr>
+                <w:sz w:val="20"/>
+                <w:szCs w:val="20"/>
+                <w:lang w:val="en-US"/>
+              </w:rPr>
+              <w:t>Can be whatever we want</w:t>
+            </w:r>
+          </w:p>
+          <w:p>
+            <w:pPr>
+              <w:pStyle w:val="ListParagraph"/>
+              <w:numPr>
+                <w:ilvl w:val="0"/>
+                <w:numId w:val="3"/>
+              </w:numPr>
+              <w:tabs>
+                <w:tab w:val="center" w:pos="4513"/>
+                <w:tab w:val="left" w:pos="5844"/>
+              </w:tabs>
+              <w:rPr>
+                <w:sz w:val="20"/>
+                <w:szCs w:val="20"/>
+                <w:lang w:val="en-US"/>
+              </w:rPr>
+            </w:pPr>
+            <w:r>
+              <w:rPr>
+                <w:sz w:val="20"/>
+                <w:szCs w:val="20"/>
+                <w:lang w:val="en-US"/>
+              </w:rPr>
+              <w:t>Best demo is to the real robot</w:t>
+            </w:r>
+          </w:p>
+          <w:p>
+            <w:pPr>
+              <w:pStyle w:val="ListParagraph"/>
+              <w:numPr>
+                <w:ilvl w:val="0"/>
+                <w:numId w:val="3"/>
+              </w:numPr>
+              <w:tabs>
+                <w:tab w:val="center" w:pos="4513"/>
+                <w:tab w:val="left" w:pos="5844"/>
+              </w:tabs>
+              <w:rPr>
+                <w:sz w:val="20"/>
+                <w:szCs w:val="20"/>
+                <w:lang w:val="en-US"/>
+              </w:rPr>
+            </w:pPr>
+            <w:r>
+              <w:rPr>
+                <w:sz w:val="20"/>
+                <w:szCs w:val="20"/>
+                <w:lang w:val="en-US"/>
+              </w:rPr>
+              <w:t>minimum is on the simulation robot</w:t>
+            </w:r>
+            <w:r>
+              <w:rPr>
+                <w:sz w:val="20"/>
+                <w:szCs w:val="20"/>
+                <w:lang w:val="en-US"/>
+              </w:rPr>
+              <w:t>, c</w:t>
+            </w:r>
+            <w:r>
+              <w:rPr>
+                <w:sz w:val="20"/>
+                <w:szCs w:val="20"/>
+                <w:lang w:val="en-US"/>
+              </w:rPr>
+              <w:t>an explain that it’s hard to get consistent access to the robot.</w:t>
+            </w:r>
           </w:p>
         </w:tc>
         <w:tc>
@@ -1201,6 +1132,14 @@
                 <w:lang w:val="en-US"/>
               </w:rPr>
             </w:pPr>
+            <w:r>
+              <w:rPr>
+                <w:sz w:val="20"/>
+                <w:szCs w:val="20"/>
+                <w:lang w:val="en-US"/>
+              </w:rPr>
+              <w:t>Client on leave Weeks 10, and 11, so optimally finish by Week 9.</w:t>
+            </w:r>
           </w:p>
         </w:tc>
       </w:tr>
@@ -1287,7 +1226,7 @@
                 <w:szCs w:val="20"/>
                 <w:lang w:val="en-US"/>
               </w:rPr>
-              <w:t>Tasks for next 2 weeks</w:t>
+              <w:t>Next meeting</w:t>
             </w:r>
           </w:p>
         </w:tc>
@@ -1313,45 +1252,7 @@
                 <w:szCs w:val="20"/>
                 <w:lang w:val="en-US"/>
               </w:rPr>
-              <w:t>Get everything linked to mujoco by week 7 9</w:t>
-            </w:r>
-            <w:r>
-              <w:rPr>
-                <w:sz w:val="20"/>
-                <w:szCs w:val="20"/>
-                <w:vertAlign w:val="superscript"/>
-                <w:lang w:val="en-US"/>
-              </w:rPr>
-              <w:t>th</w:t>
-            </w:r>
-            <w:r>
-              <w:rPr>
-                <w:sz w:val="20"/>
-                <w:szCs w:val="20"/>
-                <w:lang w:val="en-US"/>
-              </w:rPr>
-              <w:t xml:space="preserve"> of September</w:t>
-            </w:r>
-          </w:p>
-          <w:p>
-            <w:pPr>
-              <w:tabs>
-                <w:tab w:val="center" w:pos="4513"/>
-                <w:tab w:val="left" w:pos="5844"/>
-              </w:tabs>
-              <w:rPr>
-                <w:sz w:val="20"/>
-                <w:szCs w:val="20"/>
-                <w:lang w:val="en-US"/>
-              </w:rPr>
-            </w:pPr>
-            <w:r>
-              <w:rPr>
-                <w:sz w:val="20"/>
-                <w:szCs w:val="20"/>
-                <w:lang w:val="en-US"/>
-              </w:rPr>
-              <w:t>Both teams linking their project to separate mujoco simulations, no need to combine yet.</w:t>
+              <w:t>Week 9, Wednesday, last meeting before week 12.</w:t>
             </w:r>
           </w:p>
         </w:tc>
@@ -1371,6 +1272,22 @@
                 <w:lang w:val="en-US"/>
               </w:rPr>
             </w:pPr>
+            <w:r>
+              <w:rPr>
+                <w:sz w:val="20"/>
+                <w:szCs w:val="20"/>
+                <w:lang w:val="en-US"/>
+              </w:rPr>
+              <w:t xml:space="preserve">Video for proof of </w:t>
+            </w:r>
+            <w:r>
+              <w:rPr>
+                <w:sz w:val="20"/>
+                <w:szCs w:val="20"/>
+                <w:lang w:val="en-US"/>
+              </w:rPr>
+              <w:t xml:space="preserve">the project working </w:t>
+            </w:r>
           </w:p>
         </w:tc>
       </w:tr>
@@ -1659,10 +1576,11 @@
     </w:lvl>
   </w:abstractNum>
   <w:abstractNum w:abstractNumId="1" w15:restartNumberingAfterBreak="0">
-    <w:nsid w:val="5A455555"/>
+    <w:nsid w:val="344E45CF"/>
     <w:multiLevelType w:val="hybridMultilevel"/>
-    <w:tmpl w:val="3AB8362C"/>
-    <w:lvl w:ilvl="0" w:tplc="8648FBDE">
+    <w:tmpl w:val="A594B55E"/>
+    <w:lvl w:ilvl="0" w:tplc="B7FA70CC">
+      <w:start w:val="113"/>
       <w:numFmt w:val="bullet"/>
       <w:lvlText w:val="-"/>
       <w:lvlJc w:val="left"/>
@@ -1770,10 +1688,125 @@
       </w:rPr>
     </w:lvl>
   </w:abstractNum>
+  <w:abstractNum w:abstractNumId="2" w15:restartNumberingAfterBreak="0">
+    <w:nsid w:val="5A455555"/>
+    <w:multiLevelType w:val="hybridMultilevel"/>
+    <w:tmpl w:val="3AB8362C"/>
+    <w:lvl w:ilvl="0" w:tplc="8648FBDE">
+      <w:numFmt w:val="bullet"/>
+      <w:lvlText w:val="-"/>
+      <w:lvlJc w:val="left"/>
+      <w:pPr>
+        <w:ind w:left="720" w:hanging="360"/>
+      </w:pPr>
+      <w:rPr>
+        <w:rFonts w:ascii="Aptos" w:eastAsiaTheme="minorHAnsi" w:hAnsi="Aptos" w:cstheme="minorBidi" w:hint="default"/>
+      </w:rPr>
+    </w:lvl>
+    <w:lvl w:ilvl="1" w:tplc="0C090003" w:tentative="1">
+      <w:start w:val="1"/>
+      <w:numFmt w:val="bullet"/>
+      <w:lvlText w:val="o"/>
+      <w:lvlJc w:val="left"/>
+      <w:pPr>
+        <w:ind w:left="1440" w:hanging="360"/>
+      </w:pPr>
+      <w:rPr>
+        <w:rFonts w:ascii="Courier New" w:hAnsi="Courier New" w:cs="Courier New" w:hint="default"/>
+      </w:rPr>
+    </w:lvl>
+    <w:lvl w:ilvl="2" w:tplc="0C090005" w:tentative="1">
+      <w:start w:val="1"/>
+      <w:numFmt w:val="bullet"/>
+      <w:lvlText w:val=""/>
+      <w:lvlJc w:val="left"/>
+      <w:pPr>
+        <w:ind w:left="2160" w:hanging="360"/>
+      </w:pPr>
+      <w:rPr>
+        <w:rFonts w:ascii="Wingdings" w:hAnsi="Wingdings" w:hint="default"/>
+      </w:rPr>
+    </w:lvl>
+    <w:lvl w:ilvl="3" w:tplc="0C090001" w:tentative="1">
+      <w:start w:val="1"/>
+      <w:numFmt w:val="bullet"/>
+      <w:lvlText w:val=""/>
+      <w:lvlJc w:val="left"/>
+      <w:pPr>
+        <w:ind w:left="2880" w:hanging="360"/>
+      </w:pPr>
+      <w:rPr>
+        <w:rFonts w:ascii="Symbol" w:hAnsi="Symbol" w:hint="default"/>
+      </w:rPr>
+    </w:lvl>
+    <w:lvl w:ilvl="4" w:tplc="0C090003" w:tentative="1">
+      <w:start w:val="1"/>
+      <w:numFmt w:val="bullet"/>
+      <w:lvlText w:val="o"/>
+      <w:lvlJc w:val="left"/>
+      <w:pPr>
+        <w:ind w:left="3600" w:hanging="360"/>
+      </w:pPr>
+      <w:rPr>
+        <w:rFonts w:ascii="Courier New" w:hAnsi="Courier New" w:cs="Courier New" w:hint="default"/>
+      </w:rPr>
+    </w:lvl>
+    <w:lvl w:ilvl="5" w:tplc="0C090005" w:tentative="1">
+      <w:start w:val="1"/>
+      <w:numFmt w:val="bullet"/>
+      <w:lvlText w:val=""/>
+      <w:lvlJc w:val="left"/>
+      <w:pPr>
+        <w:ind w:left="4320" w:hanging="360"/>
+      </w:pPr>
+      <w:rPr>
+        <w:rFonts w:ascii="Wingdings" w:hAnsi="Wingdings" w:hint="default"/>
+      </w:rPr>
+    </w:lvl>
+    <w:lvl w:ilvl="6" w:tplc="0C090001" w:tentative="1">
+      <w:start w:val="1"/>
+      <w:numFmt w:val="bullet"/>
+      <w:lvlText w:val=""/>
+      <w:lvlJc w:val="left"/>
+      <w:pPr>
+        <w:ind w:left="5040" w:hanging="360"/>
+      </w:pPr>
+      <w:rPr>
+        <w:rFonts w:ascii="Symbol" w:hAnsi="Symbol" w:hint="default"/>
+      </w:rPr>
+    </w:lvl>
+    <w:lvl w:ilvl="7" w:tplc="0C090003" w:tentative="1">
+      <w:start w:val="1"/>
+      <w:numFmt w:val="bullet"/>
+      <w:lvlText w:val="o"/>
+      <w:lvlJc w:val="left"/>
+      <w:pPr>
+        <w:ind w:left="5760" w:hanging="360"/>
+      </w:pPr>
+      <w:rPr>
+        <w:rFonts w:ascii="Courier New" w:hAnsi="Courier New" w:cs="Courier New" w:hint="default"/>
+      </w:rPr>
+    </w:lvl>
+    <w:lvl w:ilvl="8" w:tplc="0C090005" w:tentative="1">
+      <w:start w:val="1"/>
+      <w:numFmt w:val="bullet"/>
+      <w:lvlText w:val=""/>
+      <w:lvlJc w:val="left"/>
+      <w:pPr>
+        <w:ind w:left="6480" w:hanging="360"/>
+      </w:pPr>
+      <w:rPr>
+        <w:rFonts w:ascii="Wingdings" w:hAnsi="Wingdings" w:hint="default"/>
+      </w:rPr>
+    </w:lvl>
+  </w:abstractNum>
   <w:num w:numId="1" w16cid:durableId="2125733135">
     <w:abstractNumId w:val="0"/>
   </w:num>
   <w:num w:numId="2" w16cid:durableId="1332027872">
+    <w:abstractNumId w:val="2"/>
+  </w:num>
+  <w:num w:numId="3" w16cid:durableId="1382830617">
     <w:abstractNumId w:val="1"/>
   </w:num>
 </w:numbering>

--- a/Documentation/Week 8/Minutes_Group21_Wk8_Client_Meeting.docx
+++ b/Documentation/Week 8/Minutes_Group21_Wk8_Client_Meeting.docx
@@ -750,7 +750,77 @@
                 <w:szCs w:val="20"/>
                 <w:lang w:val="en-US"/>
               </w:rPr>
-              <w:t>Control each joint</w:t>
+              <w:t xml:space="preserve">Camera to recognize the gestures and translate into the three </w:t>
+            </w:r>
+            <w:proofErr w:type="spellStart"/>
+            <w:r>
+              <w:rPr>
+                <w:sz w:val="20"/>
+                <w:szCs w:val="20"/>
+                <w:lang w:val="en-US"/>
+              </w:rPr>
+              <w:t>vx</w:t>
+            </w:r>
+            <w:proofErr w:type="spellEnd"/>
+            <w:r>
+              <w:rPr>
+                <w:sz w:val="20"/>
+                <w:szCs w:val="20"/>
+                <w:lang w:val="en-US"/>
+              </w:rPr>
+              <w:t xml:space="preserve">, </w:t>
+            </w:r>
+            <w:proofErr w:type="spellStart"/>
+            <w:r>
+              <w:rPr>
+                <w:sz w:val="20"/>
+                <w:szCs w:val="20"/>
+                <w:lang w:val="en-US"/>
+              </w:rPr>
+              <w:t>vy</w:t>
+            </w:r>
+            <w:proofErr w:type="spellEnd"/>
+            <w:r>
+              <w:rPr>
+                <w:sz w:val="20"/>
+                <w:szCs w:val="20"/>
+                <w:lang w:val="en-US"/>
+              </w:rPr>
+              <w:t xml:space="preserve">, </w:t>
+            </w:r>
+            <w:proofErr w:type="spellStart"/>
+            <w:r>
+              <w:rPr>
+                <w:sz w:val="20"/>
+                <w:szCs w:val="20"/>
+                <w:lang w:val="en-US"/>
+              </w:rPr>
+              <w:t>v</w:t>
+            </w:r>
+            <w:r>
+              <w:rPr>
+                <w:sz w:val="20"/>
+                <w:szCs w:val="20"/>
+                <w:lang w:val="en-US"/>
+              </w:rPr>
+              <w:t>r</w:t>
+            </w:r>
+            <w:proofErr w:type="spellEnd"/>
+            <w:r>
+              <w:rPr>
+                <w:sz w:val="20"/>
+                <w:szCs w:val="20"/>
+                <w:lang w:val="en-US"/>
+              </w:rPr>
+              <w:t>.</w:t>
+            </w:r>
+            <w:r>
+              <w:rPr>
+                <w:sz w:val="20"/>
+                <w:szCs w:val="20"/>
+                <w:lang w:val="en-US"/>
+              </w:rPr>
+              <w:t xml:space="preserve"> (x, y, rotation)</w:t>
             </w:r>
           </w:p>
           <w:p>
@@ -776,62 +846,78 @@
                 <w:szCs w:val="20"/>
                 <w:lang w:val="en-US"/>
               </w:rPr>
-              <w:t xml:space="preserve">Camera to recognize the gestures and translate into the three </w:t>
-            </w:r>
-            <w:proofErr w:type="spellStart"/>
-            <w:r>
-              <w:rPr>
-                <w:sz w:val="20"/>
-                <w:szCs w:val="20"/>
-                <w:lang w:val="en-US"/>
-              </w:rPr>
-              <w:t>vx</w:t>
-            </w:r>
-            <w:proofErr w:type="spellEnd"/>
-            <w:r>
-              <w:rPr>
-                <w:sz w:val="20"/>
-                <w:szCs w:val="20"/>
-                <w:lang w:val="en-US"/>
-              </w:rPr>
-              <w:t xml:space="preserve">, </w:t>
-            </w:r>
-            <w:proofErr w:type="spellStart"/>
-            <w:r>
-              <w:rPr>
-                <w:sz w:val="20"/>
-                <w:szCs w:val="20"/>
-                <w:lang w:val="en-US"/>
-              </w:rPr>
-              <w:t>vy</w:t>
-            </w:r>
-            <w:proofErr w:type="spellEnd"/>
-            <w:r>
-              <w:rPr>
-                <w:sz w:val="20"/>
-                <w:szCs w:val="20"/>
-                <w:lang w:val="en-US"/>
-              </w:rPr>
-              <w:t xml:space="preserve">, </w:t>
-            </w:r>
-            <w:proofErr w:type="spellStart"/>
-            <w:r>
-              <w:rPr>
-                <w:sz w:val="20"/>
-                <w:szCs w:val="20"/>
-                <w:lang w:val="en-US"/>
-              </w:rPr>
-              <w:t>vz</w:t>
-            </w:r>
-            <w:proofErr w:type="spellEnd"/>
-            <w:r>
-              <w:rPr>
-                <w:sz w:val="20"/>
-                <w:szCs w:val="20"/>
-                <w:lang w:val="en-US"/>
-              </w:rPr>
-              <w:t>.</w:t>
-            </w:r>
+              <w:t>Instead of</w:t>
+            </w:r>
+            <w:r>
+              <w:rPr>
+                <w:sz w:val="20"/>
+                <w:szCs w:val="20"/>
+                <w:lang w:val="en-US"/>
+              </w:rPr>
+              <w:t xml:space="preserve"> </w:t>
+            </w:r>
+            <w:proofErr w:type="gramStart"/>
+            <w:r>
+              <w:rPr>
+                <w:sz w:val="20"/>
+                <w:szCs w:val="20"/>
+                <w:lang w:val="en-US"/>
+              </w:rPr>
+              <w:t>joystick</w:t>
+            </w:r>
+            <w:proofErr w:type="gramEnd"/>
+            <w:r>
+              <w:rPr>
+                <w:sz w:val="20"/>
+                <w:szCs w:val="20"/>
+                <w:lang w:val="en-US"/>
+              </w:rPr>
+              <w:t>,</w:t>
+            </w:r>
+            <w:r>
+              <w:rPr>
+                <w:sz w:val="20"/>
+                <w:szCs w:val="20"/>
+                <w:lang w:val="en-US"/>
+              </w:rPr>
+              <w:t xml:space="preserve"> hands</w:t>
+            </w:r>
+            <w:r>
+              <w:rPr>
+                <w:sz w:val="20"/>
+                <w:szCs w:val="20"/>
+                <w:lang w:val="en-US"/>
+              </w:rPr>
+              <w:t xml:space="preserve"> </w:t>
+            </w:r>
+            <w:proofErr w:type="gramStart"/>
+            <w:r>
+              <w:rPr>
+                <w:sz w:val="20"/>
+                <w:szCs w:val="20"/>
+                <w:lang w:val="en-US"/>
+              </w:rPr>
+              <w:t>used</w:t>
+            </w:r>
+            <w:proofErr w:type="gramEnd"/>
+            <w:r>
+              <w:rPr>
+                <w:sz w:val="20"/>
+                <w:szCs w:val="20"/>
+                <w:lang w:val="en-US"/>
+              </w:rPr>
+              <w:t xml:space="preserve"> to control </w:t>
+            </w:r>
+            <w:proofErr w:type="gramStart"/>
+            <w:r>
+              <w:rPr>
+                <w:sz w:val="20"/>
+                <w:szCs w:val="20"/>
+                <w:lang w:val="en-US"/>
+              </w:rPr>
+              <w:t>robot</w:t>
+            </w:r>
+            <w:proofErr w:type="gramEnd"/>
           </w:p>
           <w:p>
             <w:pPr>
@@ -856,7 +942,57 @@
                 <w:szCs w:val="20"/>
                 <w:lang w:val="en-US"/>
               </w:rPr>
-              <w:t>Replace joystick with hands to control robot</w:t>
+              <w:t>Use AI to research</w:t>
+            </w:r>
+            <w:r>
+              <w:rPr>
+                <w:sz w:val="20"/>
+                <w:szCs w:val="20"/>
+                <w:lang w:val="en-US"/>
+              </w:rPr>
+              <w:t xml:space="preserve"> how to control the simulation from the group (no elastic band) and to control the directions of movement of the simulation with</w:t>
+            </w:r>
+            <w:r>
+              <w:rPr>
+                <w:sz w:val="20"/>
+                <w:szCs w:val="20"/>
+                <w:lang w:val="en-US"/>
+              </w:rPr>
+              <w:t xml:space="preserve"> hands</w:t>
+            </w:r>
+          </w:p>
+          <w:p>
+            <w:pPr>
+              <w:tabs>
+                <w:tab w:val="center" w:pos="4513"/>
+                <w:tab w:val="left" w:pos="5844"/>
+              </w:tabs>
+              <w:rPr>
+                <w:sz w:val="20"/>
+                <w:szCs w:val="20"/>
+                <w:lang w:val="en-US"/>
+              </w:rPr>
+            </w:pPr>
+          </w:p>
+          <w:p>
+            <w:pPr>
+              <w:tabs>
+                <w:tab w:val="center" w:pos="4513"/>
+                <w:tab w:val="left" w:pos="5844"/>
+              </w:tabs>
+              <w:rPr>
+                <w:sz w:val="20"/>
+                <w:szCs w:val="20"/>
+                <w:lang w:val="en-US"/>
+              </w:rPr>
+            </w:pPr>
+            <w:r>
+              <w:rPr>
+                <w:sz w:val="20"/>
+                <w:szCs w:val="20"/>
+                <w:lang w:val="en-US"/>
+              </w:rPr>
+              <w:t>Person identification:</w:t>
             </w:r>
           </w:p>
           <w:p>
@@ -876,63 +1012,65 @@
                 <w:lang w:val="en-US"/>
               </w:rPr>
             </w:pPr>
-            <w:r>
-              <w:rPr>
-                <w:sz w:val="20"/>
-                <w:szCs w:val="20"/>
-                <w:lang w:val="en-US"/>
-              </w:rPr>
-              <w:t xml:space="preserve">Use ai to </w:t>
-            </w:r>
-            <w:r>
-              <w:rPr>
-                <w:sz w:val="20"/>
-                <w:szCs w:val="20"/>
-                <w:lang w:val="en-US"/>
-              </w:rPr>
-              <w:t xml:space="preserve">make button to switch between simulation mode and “real” mode, where the real mode is on the ground, </w:t>
-            </w:r>
-            <w:r>
-              <w:rPr>
-                <w:sz w:val="20"/>
-                <w:szCs w:val="20"/>
-                <w:lang w:val="en-US"/>
-              </w:rPr>
-              <w:t>and can only be controlled with the three planes.</w:t>
-            </w:r>
-          </w:p>
-          <w:p>
-            <w:pPr>
-              <w:tabs>
-                <w:tab w:val="center" w:pos="4513"/>
-                <w:tab w:val="left" w:pos="5844"/>
-              </w:tabs>
-              <w:rPr>
-                <w:sz w:val="20"/>
-                <w:szCs w:val="20"/>
-                <w:lang w:val="en-US"/>
-              </w:rPr>
-            </w:pPr>
-          </w:p>
-          <w:p>
-            <w:pPr>
-              <w:tabs>
-                <w:tab w:val="center" w:pos="4513"/>
-                <w:tab w:val="left" w:pos="5844"/>
-              </w:tabs>
-              <w:rPr>
-                <w:sz w:val="20"/>
-                <w:szCs w:val="20"/>
-                <w:lang w:val="en-US"/>
-              </w:rPr>
-            </w:pPr>
-            <w:r>
-              <w:rPr>
-                <w:sz w:val="20"/>
-                <w:szCs w:val="20"/>
-                <w:lang w:val="en-US"/>
-              </w:rPr>
-              <w:t>Person identification:</w:t>
+            <w:proofErr w:type="gramStart"/>
+            <w:r>
+              <w:rPr>
+                <w:sz w:val="20"/>
+                <w:szCs w:val="20"/>
+                <w:lang w:val="en-US"/>
+              </w:rPr>
+              <w:t>Have to</w:t>
+            </w:r>
+            <w:proofErr w:type="gramEnd"/>
+            <w:r>
+              <w:rPr>
+                <w:sz w:val="20"/>
+                <w:szCs w:val="20"/>
+                <w:lang w:val="en-US"/>
+              </w:rPr>
+              <w:t xml:space="preserve"> retarget to the real robot</w:t>
+            </w:r>
+            <w:r>
+              <w:rPr>
+                <w:sz w:val="20"/>
+                <w:szCs w:val="20"/>
+                <w:lang w:val="en-US"/>
+              </w:rPr>
+              <w:t xml:space="preserve"> / simulation</w:t>
+            </w:r>
+            <w:r>
+              <w:rPr>
+                <w:sz w:val="20"/>
+                <w:szCs w:val="20"/>
+                <w:lang w:val="en-US"/>
+              </w:rPr>
+              <w:t>, and have the robot to mimic the movement</w:t>
+            </w:r>
+            <w:r>
+              <w:rPr>
+                <w:sz w:val="20"/>
+                <w:szCs w:val="20"/>
+                <w:lang w:val="en-US"/>
+              </w:rPr>
+              <w:t xml:space="preserve"> (</w:t>
+            </w:r>
+            <w:proofErr w:type="gramStart"/>
+            <w:r>
+              <w:rPr>
+                <w:sz w:val="20"/>
+                <w:szCs w:val="20"/>
+                <w:lang w:val="en-US"/>
+              </w:rPr>
+              <w:t>look into</w:t>
+            </w:r>
+            <w:proofErr w:type="gramEnd"/>
+            <w:r>
+              <w:rPr>
+                <w:sz w:val="20"/>
+                <w:szCs w:val="20"/>
+                <w:lang w:val="en-US"/>
+              </w:rPr>
+              <w:t xml:space="preserve"> Pinocchio)</w:t>
             </w:r>
           </w:p>
           <w:p>
@@ -958,7 +1096,89 @@
                 <w:szCs w:val="20"/>
                 <w:lang w:val="en-US"/>
               </w:rPr>
-              <w:t>Have to retarget to the real robot, and have the robot to mimic the movement</w:t>
+              <w:t>Up to us how we want the robot to recognize the leader</w:t>
+            </w:r>
+            <w:r>
+              <w:rPr>
+                <w:sz w:val="20"/>
+                <w:szCs w:val="20"/>
+                <w:lang w:val="en-US"/>
+              </w:rPr>
+              <w:t xml:space="preserve"> (possibilities: click</w:t>
+            </w:r>
+            <w:r>
+              <w:rPr>
+                <w:sz w:val="20"/>
+                <w:szCs w:val="20"/>
+                <w:lang w:val="en-US"/>
+              </w:rPr>
+              <w:t xml:space="preserve"> on</w:t>
+            </w:r>
+            <w:r>
+              <w:rPr>
+                <w:sz w:val="20"/>
+                <w:szCs w:val="20"/>
+                <w:lang w:val="en-US"/>
+              </w:rPr>
+              <w:t xml:space="preserve">, </w:t>
+            </w:r>
+            <w:r>
+              <w:rPr>
+                <w:sz w:val="20"/>
+                <w:szCs w:val="20"/>
+                <w:lang w:val="en-US"/>
+              </w:rPr>
+              <w:t xml:space="preserve">hand </w:t>
+            </w:r>
+            <w:r>
+              <w:rPr>
+                <w:sz w:val="20"/>
+                <w:szCs w:val="20"/>
+                <w:lang w:val="en-US"/>
+              </w:rPr>
+              <w:t>gesture</w:t>
+            </w:r>
+            <w:r>
+              <w:rPr>
+                <w:sz w:val="20"/>
+                <w:szCs w:val="20"/>
+                <w:lang w:val="en-US"/>
+              </w:rPr>
+              <w:t>, …)</w:t>
+            </w:r>
+          </w:p>
+          <w:p>
+            <w:pPr>
+              <w:tabs>
+                <w:tab w:val="center" w:pos="4513"/>
+                <w:tab w:val="left" w:pos="5844"/>
+              </w:tabs>
+              <w:rPr>
+                <w:sz w:val="20"/>
+                <w:szCs w:val="20"/>
+                <w:lang w:val="en-US"/>
+              </w:rPr>
+            </w:pPr>
+          </w:p>
+          <w:p>
+            <w:pPr>
+              <w:tabs>
+                <w:tab w:val="center" w:pos="4513"/>
+                <w:tab w:val="left" w:pos="5844"/>
+              </w:tabs>
+              <w:rPr>
+                <w:sz w:val="20"/>
+                <w:szCs w:val="20"/>
+                <w:lang w:val="en-US"/>
+              </w:rPr>
+            </w:pPr>
+            <w:r>
+              <w:rPr>
+                <w:sz w:val="20"/>
+                <w:szCs w:val="20"/>
+                <w:lang w:val="en-US"/>
+              </w:rPr>
+              <w:t>Need a switch to change between the two projects</w:t>
             </w:r>
           </w:p>
           <w:p>
@@ -984,41 +1204,7 @@
                 <w:szCs w:val="20"/>
                 <w:lang w:val="en-US"/>
               </w:rPr>
-              <w:t>Up to us how we want the robot to recognize the leader</w:t>
-            </w:r>
-          </w:p>
-          <w:p>
-            <w:pPr>
-              <w:tabs>
-                <w:tab w:val="center" w:pos="4513"/>
-                <w:tab w:val="left" w:pos="5844"/>
-              </w:tabs>
-              <w:rPr>
-                <w:sz w:val="20"/>
-                <w:szCs w:val="20"/>
-                <w:lang w:val="en-US"/>
-              </w:rPr>
-            </w:pPr>
-          </w:p>
-          <w:p>
-            <w:pPr>
-              <w:tabs>
-                <w:tab w:val="center" w:pos="4513"/>
-                <w:tab w:val="left" w:pos="5844"/>
-              </w:tabs>
-              <w:rPr>
-                <w:sz w:val="20"/>
-                <w:szCs w:val="20"/>
-                <w:lang w:val="en-US"/>
-              </w:rPr>
-            </w:pPr>
-            <w:r>
-              <w:rPr>
-                <w:sz w:val="20"/>
-                <w:szCs w:val="20"/>
-                <w:lang w:val="en-US"/>
-              </w:rPr>
-              <w:t>Need a switch to change between the two projects</w:t>
+              <w:t>Can be whatever we want</w:t>
             </w:r>
           </w:p>
           <w:p>
@@ -1044,7 +1230,7 @@
                 <w:szCs w:val="20"/>
                 <w:lang w:val="en-US"/>
               </w:rPr>
-              <w:t>Can be whatever we want</w:t>
+              <w:t>Best demo is to the real robot</w:t>
             </w:r>
           </w:p>
           <w:p>
@@ -1070,49 +1256,63 @@
                 <w:szCs w:val="20"/>
                 <w:lang w:val="en-US"/>
               </w:rPr>
-              <w:t>Best demo is to the real robot</w:t>
-            </w:r>
-          </w:p>
-          <w:p>
-            <w:pPr>
-              <w:pStyle w:val="ListParagraph"/>
-              <w:numPr>
-                <w:ilvl w:val="0"/>
-                <w:numId w:val="3"/>
-              </w:numPr>
-              <w:tabs>
-                <w:tab w:val="center" w:pos="4513"/>
-                <w:tab w:val="left" w:pos="5844"/>
-              </w:tabs>
-              <w:rPr>
-                <w:sz w:val="20"/>
-                <w:szCs w:val="20"/>
-                <w:lang w:val="en-US"/>
-              </w:rPr>
-            </w:pPr>
-            <w:r>
-              <w:rPr>
-                <w:sz w:val="20"/>
-                <w:szCs w:val="20"/>
-                <w:lang w:val="en-US"/>
-              </w:rPr>
-              <w:t>minimum is on the simulation robot</w:t>
-            </w:r>
-            <w:r>
-              <w:rPr>
-                <w:sz w:val="20"/>
-                <w:szCs w:val="20"/>
-                <w:lang w:val="en-US"/>
-              </w:rPr>
-              <w:t>, c</w:t>
-            </w:r>
-            <w:r>
-              <w:rPr>
-                <w:sz w:val="20"/>
-                <w:szCs w:val="20"/>
-                <w:lang w:val="en-US"/>
-              </w:rPr>
-              <w:t>an explain that it’s hard to get consistent access to the robot.</w:t>
+              <w:t>M</w:t>
+            </w:r>
+            <w:r>
+              <w:rPr>
+                <w:sz w:val="20"/>
+                <w:szCs w:val="20"/>
+                <w:lang w:val="en-US"/>
+              </w:rPr>
+              <w:t>inimum is on the simulation robot</w:t>
+            </w:r>
+            <w:r>
+              <w:rPr>
+                <w:sz w:val="20"/>
+                <w:szCs w:val="20"/>
+                <w:lang w:val="en-US"/>
+              </w:rPr>
+              <w:t>.</w:t>
+            </w:r>
+            <w:r>
+              <w:rPr>
+                <w:sz w:val="20"/>
+                <w:szCs w:val="20"/>
+                <w:lang w:val="en-US"/>
+              </w:rPr>
+              <w:t xml:space="preserve"> </w:t>
+            </w:r>
+            <w:r>
+              <w:rPr>
+                <w:sz w:val="20"/>
+                <w:szCs w:val="20"/>
+                <w:lang w:val="en-US"/>
+              </w:rPr>
+              <w:t>I</w:t>
+            </w:r>
+            <w:r>
+              <w:rPr>
+                <w:sz w:val="20"/>
+                <w:szCs w:val="20"/>
+                <w:lang w:val="en-US"/>
+              </w:rPr>
+              <w:t>t</w:t>
+            </w:r>
+            <w:r>
+              <w:rPr>
+                <w:sz w:val="20"/>
+                <w:szCs w:val="20"/>
+                <w:lang w:val="en-US"/>
+              </w:rPr>
+              <w:t xml:space="preserve"> i</w:t>
+            </w:r>
+            <w:r>
+              <w:rPr>
+                <w:sz w:val="20"/>
+                <w:szCs w:val="20"/>
+                <w:lang w:val="en-US"/>
+              </w:rPr>
+              <w:t>s hard to get consistent access to the robot.</w:t>
             </w:r>
           </w:p>
         </w:tc>
@@ -1138,7 +1338,25 @@
                 <w:szCs w:val="20"/>
                 <w:lang w:val="en-US"/>
               </w:rPr>
-              <w:t>Client on leave Weeks 10, and 11, so optimally finish by Week 9.</w:t>
+              <w:t xml:space="preserve">Client on leave Weeks </w:t>
+            </w:r>
+            <w:proofErr w:type="gramStart"/>
+            <w:r>
+              <w:rPr>
+                <w:sz w:val="20"/>
+                <w:szCs w:val="20"/>
+                <w:lang w:val="en-US"/>
+              </w:rPr>
+              <w:t>10,</w:t>
+            </w:r>
+            <w:proofErr w:type="gramEnd"/>
+            <w:r>
+              <w:rPr>
+                <w:sz w:val="20"/>
+                <w:szCs w:val="20"/>
+                <w:lang w:val="en-US"/>
+              </w:rPr>
+              <w:t xml:space="preserve"> and 11, so optimally finish by Week 9.</w:t>
             </w:r>
           </w:p>
         </w:tc>

--- a/Documentation/Week 8/Minutes_Group21_Wk8_Client_Meeting.docx
+++ b/Documentation/Week 8/Minutes_Group21_Wk8_Client_Meeting.docx
@@ -308,7 +308,13 @@
         <w:rPr>
           <w:lang w:val="en-US"/>
         </w:rPr>
-        <w:t>1:30</w:t>
+        <w:t>1:</w:t>
+      </w:r>
+      <w:r>
+        <w:rPr>
+          <w:lang w:val="en-US"/>
+        </w:rPr>
+        <w:t>45</w:t>
       </w:r>
       <w:r>
         <w:rPr>
@@ -646,7 +652,7 @@
                 <w:szCs w:val="20"/>
                 <w:lang w:val="en-US"/>
               </w:rPr>
-              <w:t>00</w:t>
+              <w:t>25</w:t>
             </w:r>
           </w:p>
         </w:tc>
@@ -1392,7 +1398,7 @@
                 <w:szCs w:val="20"/>
                 <w:lang w:val="en-US"/>
               </w:rPr>
-              <w:t>25</w:t>
+              <w:t>40</w:t>
             </w:r>
           </w:p>
         </w:tc>
@@ -1532,7 +1538,15 @@
                 <w:szCs w:val="20"/>
                 <w:lang w:val="en-US"/>
               </w:rPr>
-              <w:t>14:00</w:t>
+              <w:t>1</w:t>
+            </w:r>
+            <w:r>
+              <w:rPr>
+                <w:sz w:val="20"/>
+                <w:szCs w:val="20"/>
+                <w:lang w:val="en-US"/>
+              </w:rPr>
+              <w:t>3:45</w:t>
             </w:r>
           </w:p>
         </w:tc>
